--- a/Database/4.RelationalModel.docx
+++ b/Database/4.RelationalModel.docx
@@ -255,6 +255,22 @@
           <w:i/>
           <w:iCs/>
         </w:rPr>
+        <w:t>ContactPersonID</w:t>
+      </w:r>
+      <w:proofErr w:type="spellEnd"/>
+      <w:r>
+        <w:rPr>
+          <w:i/>
+          <w:iCs/>
+        </w:rPr>
+        <w:t xml:space="preserve">, </w:t>
+      </w:r>
+      <w:proofErr w:type="spellStart"/>
+      <w:r>
+        <w:rPr>
+          <w:i/>
+          <w:iCs/>
+        </w:rPr>
         <w:t>ContactName</w:t>
       </w:r>
       <w:proofErr w:type="spellEnd"/>
@@ -326,23 +342,7 @@
           <w:i/>
           <w:iCs/>
         </w:rPr>
-        <w:t>TaxID</w:t>
-      </w:r>
-      <w:proofErr w:type="spellEnd"/>
-      <w:r>
-        <w:rPr>
-          <w:i/>
-          <w:iCs/>
-        </w:rPr>
-        <w:t xml:space="preserve">, </w:t>
-      </w:r>
-      <w:proofErr w:type="spellStart"/>
-      <w:r>
-        <w:rPr>
-          <w:i/>
-          <w:iCs/>
-        </w:rPr>
-        <w:t>ContactName</w:t>
+        <w:t>ContactPersonID</w:t>
       </w:r>
       <w:proofErr w:type="spellEnd"/>
       <w:r>
